--- a/Session1_assignment.docx
+++ b/Session1_assignment.docx
@@ -460,18 +460,9 @@
           <w:sz w:val="28"/>
           <w:szCs w:val="28"/>
         </w:rPr>
-        <w:t xml:space="preserve">Write an SQL SELECT query to display all playlists created by the user 'Amit' from the 'playlists' </w:t>
-      </w:r>
-      <w:proofErr w:type="gramStart"/>
-      <w:r>
-        <w:rPr>
-          <w:sz w:val="28"/>
-          <w:szCs w:val="28"/>
-        </w:rPr>
-        <w:t>table.&lt;</w:t>
+        <w:t>Write an SQL SELECT query to display all playlists created by the user 'Amit' from the 'playlists' table.&lt;</w:t>
       </w:r>
       <w:proofErr w:type="spellStart"/>
-      <w:proofErr w:type="gramEnd"/>
       <w:r>
         <w:rPr>
           <w:sz w:val="28"/>
@@ -623,6 +614,126 @@
           <w:szCs w:val="28"/>
         </w:rPr>
       </w:pPr>
+    </w:p>
+    <w:p>
+      <w:pPr>
+        <w:rPr>
+          <w:sz w:val="28"/>
+          <w:szCs w:val="28"/>
+        </w:rPr>
+      </w:pPr>
+    </w:p>
+    <w:p>
+      <w:pPr>
+        <w:rPr>
+          <w:sz w:val="28"/>
+          <w:szCs w:val="28"/>
+        </w:rPr>
+      </w:pPr>
+    </w:p>
+    <w:p>
+      <w:pPr>
+        <w:rPr>
+          <w:sz w:val="28"/>
+          <w:szCs w:val="28"/>
+        </w:rPr>
+      </w:pPr>
+    </w:p>
+    <w:p>
+      <w:pPr>
+        <w:rPr>
+          <w:sz w:val="28"/>
+          <w:szCs w:val="28"/>
+        </w:rPr>
+      </w:pPr>
+    </w:p>
+    <w:p>
+      <w:pPr>
+        <w:rPr>
+          <w:sz w:val="28"/>
+          <w:szCs w:val="28"/>
+        </w:rPr>
+      </w:pPr>
+    </w:p>
+    <w:p>
+      <w:pPr>
+        <w:rPr>
+          <w:sz w:val="28"/>
+          <w:szCs w:val="28"/>
+        </w:rPr>
+      </w:pPr>
+    </w:p>
+    <w:p>
+      <w:pPr>
+        <w:rPr>
+          <w:sz w:val="28"/>
+          <w:szCs w:val="28"/>
+        </w:rPr>
+      </w:pPr>
+    </w:p>
+    <w:p>
+      <w:pPr>
+        <w:rPr>
+          <w:sz w:val="28"/>
+          <w:szCs w:val="28"/>
+        </w:rPr>
+      </w:pPr>
+    </w:p>
+    <w:p>
+      <w:pPr>
+        <w:rPr>
+          <w:sz w:val="28"/>
+          <w:szCs w:val="28"/>
+        </w:rPr>
+      </w:pPr>
+    </w:p>
+    <w:p>
+      <w:pPr>
+        <w:rPr>
+          <w:sz w:val="28"/>
+          <w:szCs w:val="28"/>
+        </w:rPr>
+      </w:pPr>
+    </w:p>
+    <w:p>
+      <w:pPr>
+        <w:rPr>
+          <w:sz w:val="28"/>
+          <w:szCs w:val="28"/>
+        </w:rPr>
+      </w:pPr>
+    </w:p>
+    <w:p>
+      <w:pPr>
+        <w:rPr>
+          <w:sz w:val="28"/>
+          <w:szCs w:val="28"/>
+        </w:rPr>
+      </w:pPr>
+    </w:p>
+    <w:p>
+      <w:pPr>
+        <w:rPr>
+          <w:sz w:val="28"/>
+          <w:szCs w:val="28"/>
+        </w:rPr>
+      </w:pPr>
+    </w:p>
+    <w:p>
+      <w:pPr>
+        <w:rPr>
+          <w:sz w:val="28"/>
+          <w:szCs w:val="28"/>
+        </w:rPr>
+      </w:pPr>
+    </w:p>
+    <w:p>
+      <w:pPr>
+        <w:rPr>
+          <w:sz w:val="28"/>
+          <w:szCs w:val="28"/>
+        </w:rPr>
+      </w:pPr>
       <w:r>
         <w:rPr>
           <w:b/>
@@ -630,6 +741,7 @@
           <w:sz w:val="28"/>
           <w:szCs w:val="28"/>
         </w:rPr>
+        <w:lastRenderedPageBreak/>
         <w:t>5.</w:t>
       </w:r>
       <w:r>
@@ -834,6 +946,686 @@
         </w:rPr>
         <w:t>, and Price.</w:t>
       </w:r>
+    </w:p>
+    <w:p>
+      <w:pPr>
+        <w:rPr>
+          <w:sz w:val="28"/>
+          <w:szCs w:val="28"/>
+        </w:rPr>
+      </w:pPr>
+      <w:r>
+        <w:rPr>
+          <w:sz w:val="28"/>
+          <w:szCs w:val="28"/>
+        </w:rPr>
+        <w:t>Example:</w:t>
+      </w:r>
+    </w:p>
+    <w:tbl>
+      <w:tblPr>
+        <w:tblStyle w:val="TableGrid"/>
+        <w:tblW w:w="20286" w:type="dxa"/>
+        <w:tblLook w:val="04A0" w:firstRow="1" w:lastRow="0" w:firstColumn="1" w:lastColumn="0" w:noHBand="0" w:noVBand="1"/>
+      </w:tblPr>
+      <w:tblGrid>
+        <w:gridCol w:w="2249"/>
+        <w:gridCol w:w="2254"/>
+        <w:gridCol w:w="2310"/>
+        <w:gridCol w:w="2250"/>
+        <w:gridCol w:w="2247"/>
+        <w:gridCol w:w="2244"/>
+        <w:gridCol w:w="2244"/>
+        <w:gridCol w:w="2244"/>
+        <w:gridCol w:w="2244"/>
+      </w:tblGrid>
+      <w:tr>
+        <w:tc>
+          <w:tcPr>
+            <w:tcW w:w="2254" w:type="dxa"/>
+            <w:vAlign w:val="center"/>
+          </w:tcPr>
+          <w:p>
+            <w:pPr>
+              <w:rPr>
+                <w:sz w:val="28"/>
+                <w:szCs w:val="28"/>
+              </w:rPr>
+            </w:pPr>
+            <w:proofErr w:type="spellStart"/>
+            <w:r>
+              <w:rPr>
+                <w:b/>
+                <w:bCs/>
+                <w:sz w:val="28"/>
+                <w:szCs w:val="28"/>
+              </w:rPr>
+              <w:t>Order_ID</w:t>
+            </w:r>
+            <w:proofErr w:type="spellEnd"/>
+          </w:p>
+        </w:tc>
+        <w:tc>
+          <w:tcPr>
+            <w:tcW w:w="2254" w:type="dxa"/>
+            <w:vAlign w:val="center"/>
+          </w:tcPr>
+          <w:p>
+            <w:pPr>
+              <w:rPr>
+                <w:sz w:val="28"/>
+                <w:szCs w:val="28"/>
+              </w:rPr>
+            </w:pPr>
+            <w:r>
+              <w:rPr>
+                <w:b/>
+                <w:bCs/>
+                <w:sz w:val="28"/>
+                <w:szCs w:val="28"/>
+              </w:rPr>
+              <w:t xml:space="preserve"> </w:t>
+            </w:r>
+            <w:proofErr w:type="spellStart"/>
+            <w:r>
+              <w:rPr>
+                <w:b/>
+                <w:bCs/>
+                <w:sz w:val="28"/>
+                <w:szCs w:val="28"/>
+              </w:rPr>
+              <w:t>Customer_Name</w:t>
+            </w:r>
+            <w:proofErr w:type="spellEnd"/>
+          </w:p>
+        </w:tc>
+        <w:tc>
+          <w:tcPr>
+            <w:tcW w:w="2254" w:type="dxa"/>
+            <w:vAlign w:val="center"/>
+          </w:tcPr>
+          <w:p>
+            <w:pPr>
+              <w:rPr>
+                <w:sz w:val="28"/>
+                <w:szCs w:val="28"/>
+              </w:rPr>
+            </w:pPr>
+            <w:proofErr w:type="spellStart"/>
+            <w:r>
+              <w:rPr>
+                <w:b/>
+                <w:bCs/>
+                <w:sz w:val="28"/>
+                <w:szCs w:val="28"/>
+              </w:rPr>
+              <w:t>Restaurant_Name</w:t>
+            </w:r>
+            <w:proofErr w:type="spellEnd"/>
+          </w:p>
+        </w:tc>
+        <w:tc>
+          <w:tcPr>
+            <w:tcW w:w="2254" w:type="dxa"/>
+            <w:vAlign w:val="center"/>
+          </w:tcPr>
+          <w:p>
+            <w:pPr>
+              <w:rPr>
+                <w:sz w:val="28"/>
+                <w:szCs w:val="28"/>
+              </w:rPr>
+            </w:pPr>
+            <w:r>
+              <w:rPr>
+                <w:b/>
+                <w:bCs/>
+                <w:sz w:val="28"/>
+                <w:szCs w:val="28"/>
+              </w:rPr>
+              <w:t xml:space="preserve"> </w:t>
+            </w:r>
+            <w:proofErr w:type="spellStart"/>
+            <w:r>
+              <w:rPr>
+                <w:b/>
+                <w:bCs/>
+                <w:sz w:val="28"/>
+                <w:szCs w:val="28"/>
+              </w:rPr>
+              <w:t>Food_Item</w:t>
+            </w:r>
+            <w:proofErr w:type="spellEnd"/>
+          </w:p>
+        </w:tc>
+        <w:tc>
+          <w:tcPr>
+            <w:tcW w:w="2254" w:type="dxa"/>
+            <w:vAlign w:val="center"/>
+          </w:tcPr>
+          <w:p>
+            <w:pPr>
+              <w:rPr>
+                <w:sz w:val="28"/>
+                <w:szCs w:val="28"/>
+              </w:rPr>
+            </w:pPr>
+            <w:r>
+              <w:rPr>
+                <w:b/>
+                <w:bCs/>
+                <w:sz w:val="28"/>
+                <w:szCs w:val="28"/>
+              </w:rPr>
+              <w:t xml:space="preserve"> </w:t>
+            </w:r>
+            <w:r>
+              <w:rPr>
+                <w:b/>
+                <w:bCs/>
+                <w:sz w:val="28"/>
+                <w:szCs w:val="28"/>
+              </w:rPr>
+              <w:t>Price</w:t>
+            </w:r>
+          </w:p>
+        </w:tc>
+        <w:tc>
+          <w:tcPr>
+            <w:tcW w:w="2254" w:type="dxa"/>
+          </w:tcPr>
+          <w:p>
+            <w:pPr>
+              <w:rPr>
+                <w:sz w:val="28"/>
+                <w:szCs w:val="28"/>
+              </w:rPr>
+            </w:pPr>
+          </w:p>
+        </w:tc>
+        <w:tc>
+          <w:tcPr>
+            <w:tcW w:w="2254" w:type="dxa"/>
+          </w:tcPr>
+          <w:p>
+            <w:pPr>
+              <w:rPr>
+                <w:sz w:val="28"/>
+                <w:szCs w:val="28"/>
+              </w:rPr>
+            </w:pPr>
+          </w:p>
+        </w:tc>
+        <w:tc>
+          <w:tcPr>
+            <w:tcW w:w="2254" w:type="dxa"/>
+          </w:tcPr>
+          <w:p>
+            <w:pPr>
+              <w:rPr>
+                <w:sz w:val="28"/>
+                <w:szCs w:val="28"/>
+              </w:rPr>
+            </w:pPr>
+          </w:p>
+        </w:tc>
+        <w:tc>
+          <w:tcPr>
+            <w:tcW w:w="2254" w:type="dxa"/>
+          </w:tcPr>
+          <w:p>
+            <w:pPr>
+              <w:rPr>
+                <w:sz w:val="28"/>
+                <w:szCs w:val="28"/>
+              </w:rPr>
+            </w:pPr>
+          </w:p>
+        </w:tc>
+      </w:tr>
+      <w:tr>
+        <w:tc>
+          <w:tcPr>
+            <w:tcW w:w="2254" w:type="dxa"/>
+            <w:vAlign w:val="center"/>
+          </w:tcPr>
+          <w:p>
+            <w:pPr>
+              <w:rPr>
+                <w:sz w:val="28"/>
+                <w:szCs w:val="28"/>
+              </w:rPr>
+            </w:pPr>
+            <w:r>
+              <w:rPr>
+                <w:sz w:val="28"/>
+                <w:szCs w:val="28"/>
+              </w:rPr>
+              <w:t>101</w:t>
+            </w:r>
+          </w:p>
+        </w:tc>
+        <w:tc>
+          <w:tcPr>
+            <w:tcW w:w="2254" w:type="dxa"/>
+            <w:vAlign w:val="center"/>
+          </w:tcPr>
+          <w:p>
+            <w:pPr>
+              <w:rPr>
+                <w:sz w:val="28"/>
+                <w:szCs w:val="28"/>
+              </w:rPr>
+            </w:pPr>
+            <w:r>
+              <w:rPr>
+                <w:sz w:val="28"/>
+                <w:szCs w:val="28"/>
+              </w:rPr>
+              <w:t>Rahul</w:t>
+            </w:r>
+          </w:p>
+        </w:tc>
+        <w:tc>
+          <w:tcPr>
+            <w:tcW w:w="2254" w:type="dxa"/>
+            <w:vAlign w:val="center"/>
+          </w:tcPr>
+          <w:p>
+            <w:pPr>
+              <w:rPr>
+                <w:sz w:val="28"/>
+                <w:szCs w:val="28"/>
+              </w:rPr>
+            </w:pPr>
+            <w:r>
+              <w:rPr>
+                <w:sz w:val="28"/>
+                <w:szCs w:val="28"/>
+              </w:rPr>
+              <w:t>Pizza Hub</w:t>
+            </w:r>
+          </w:p>
+        </w:tc>
+        <w:tc>
+          <w:tcPr>
+            <w:tcW w:w="2254" w:type="dxa"/>
+            <w:vAlign w:val="center"/>
+          </w:tcPr>
+          <w:p>
+            <w:pPr>
+              <w:rPr>
+                <w:sz w:val="28"/>
+                <w:szCs w:val="28"/>
+              </w:rPr>
+            </w:pPr>
+            <w:r>
+              <w:rPr>
+                <w:sz w:val="28"/>
+                <w:szCs w:val="28"/>
+              </w:rPr>
+              <w:t>Margherita Pizza</w:t>
+            </w:r>
+          </w:p>
+        </w:tc>
+        <w:tc>
+          <w:tcPr>
+            <w:tcW w:w="2254" w:type="dxa"/>
+            <w:vAlign w:val="center"/>
+          </w:tcPr>
+          <w:p>
+            <w:pPr>
+              <w:rPr>
+                <w:sz w:val="28"/>
+                <w:szCs w:val="28"/>
+              </w:rPr>
+            </w:pPr>
+            <w:r>
+              <w:rPr>
+                <w:sz w:val="28"/>
+                <w:szCs w:val="28"/>
+              </w:rPr>
+              <w:t xml:space="preserve"> </w:t>
+            </w:r>
+            <w:r>
+              <w:rPr>
+                <w:sz w:val="28"/>
+                <w:szCs w:val="28"/>
+              </w:rPr>
+              <w:t>250</w:t>
+            </w:r>
+          </w:p>
+        </w:tc>
+        <w:tc>
+          <w:tcPr>
+            <w:tcW w:w="2254" w:type="dxa"/>
+          </w:tcPr>
+          <w:p>
+            <w:pPr>
+              <w:rPr>
+                <w:sz w:val="28"/>
+                <w:szCs w:val="28"/>
+              </w:rPr>
+            </w:pPr>
+          </w:p>
+        </w:tc>
+        <w:tc>
+          <w:tcPr>
+            <w:tcW w:w="2254" w:type="dxa"/>
+          </w:tcPr>
+          <w:p>
+            <w:pPr>
+              <w:rPr>
+                <w:sz w:val="28"/>
+                <w:szCs w:val="28"/>
+              </w:rPr>
+            </w:pPr>
+          </w:p>
+        </w:tc>
+        <w:tc>
+          <w:tcPr>
+            <w:tcW w:w="2254" w:type="dxa"/>
+          </w:tcPr>
+          <w:p>
+            <w:pPr>
+              <w:rPr>
+                <w:sz w:val="28"/>
+                <w:szCs w:val="28"/>
+              </w:rPr>
+            </w:pPr>
+          </w:p>
+        </w:tc>
+        <w:tc>
+          <w:tcPr>
+            <w:tcW w:w="2254" w:type="dxa"/>
+          </w:tcPr>
+          <w:p>
+            <w:pPr>
+              <w:rPr>
+                <w:sz w:val="28"/>
+                <w:szCs w:val="28"/>
+              </w:rPr>
+            </w:pPr>
+          </w:p>
+        </w:tc>
+      </w:tr>
+      <w:tr>
+        <w:tc>
+          <w:tcPr>
+            <w:tcW w:w="2254" w:type="dxa"/>
+            <w:vAlign w:val="center"/>
+          </w:tcPr>
+          <w:p>
+            <w:pPr>
+              <w:rPr>
+                <w:sz w:val="28"/>
+                <w:szCs w:val="28"/>
+              </w:rPr>
+            </w:pPr>
+            <w:r>
+              <w:rPr>
+                <w:sz w:val="28"/>
+                <w:szCs w:val="28"/>
+              </w:rPr>
+              <w:t>102</w:t>
+            </w:r>
+          </w:p>
+        </w:tc>
+        <w:tc>
+          <w:tcPr>
+            <w:tcW w:w="2254" w:type="dxa"/>
+            <w:vAlign w:val="center"/>
+          </w:tcPr>
+          <w:p>
+            <w:pPr>
+              <w:rPr>
+                <w:sz w:val="28"/>
+                <w:szCs w:val="28"/>
+              </w:rPr>
+            </w:pPr>
+            <w:r>
+              <w:rPr>
+                <w:sz w:val="28"/>
+                <w:szCs w:val="28"/>
+              </w:rPr>
+              <w:t>Priya</w:t>
+            </w:r>
+          </w:p>
+        </w:tc>
+        <w:tc>
+          <w:tcPr>
+            <w:tcW w:w="2254" w:type="dxa"/>
+            <w:vAlign w:val="center"/>
+          </w:tcPr>
+          <w:p>
+            <w:pPr>
+              <w:rPr>
+                <w:sz w:val="28"/>
+                <w:szCs w:val="28"/>
+              </w:rPr>
+            </w:pPr>
+            <w:r>
+              <w:rPr>
+                <w:sz w:val="28"/>
+                <w:szCs w:val="28"/>
+              </w:rPr>
+              <w:t>Burger Point</w:t>
+            </w:r>
+          </w:p>
+        </w:tc>
+        <w:tc>
+          <w:tcPr>
+            <w:tcW w:w="2254" w:type="dxa"/>
+            <w:vAlign w:val="center"/>
+          </w:tcPr>
+          <w:p>
+            <w:pPr>
+              <w:rPr>
+                <w:sz w:val="28"/>
+                <w:szCs w:val="28"/>
+              </w:rPr>
+            </w:pPr>
+            <w:r>
+              <w:rPr>
+                <w:sz w:val="28"/>
+                <w:szCs w:val="28"/>
+              </w:rPr>
+              <w:t>Veg Burger</w:t>
+            </w:r>
+          </w:p>
+        </w:tc>
+        <w:tc>
+          <w:tcPr>
+            <w:tcW w:w="2254" w:type="dxa"/>
+            <w:vAlign w:val="center"/>
+          </w:tcPr>
+          <w:p>
+            <w:pPr>
+              <w:rPr>
+                <w:sz w:val="28"/>
+                <w:szCs w:val="28"/>
+              </w:rPr>
+            </w:pPr>
+            <w:r>
+              <w:rPr>
+                <w:sz w:val="28"/>
+                <w:szCs w:val="28"/>
+              </w:rPr>
+              <w:t xml:space="preserve"> </w:t>
+            </w:r>
+            <w:r>
+              <w:rPr>
+                <w:sz w:val="28"/>
+                <w:szCs w:val="28"/>
+              </w:rPr>
+              <w:t>150</w:t>
+            </w:r>
+          </w:p>
+        </w:tc>
+        <w:tc>
+          <w:tcPr>
+            <w:tcW w:w="2254" w:type="dxa"/>
+          </w:tcPr>
+          <w:p>
+            <w:pPr>
+              <w:rPr>
+                <w:sz w:val="28"/>
+                <w:szCs w:val="28"/>
+              </w:rPr>
+            </w:pPr>
+          </w:p>
+        </w:tc>
+        <w:tc>
+          <w:tcPr>
+            <w:tcW w:w="2254" w:type="dxa"/>
+          </w:tcPr>
+          <w:p>
+            <w:pPr>
+              <w:rPr>
+                <w:sz w:val="28"/>
+                <w:szCs w:val="28"/>
+              </w:rPr>
+            </w:pPr>
+          </w:p>
+        </w:tc>
+        <w:tc>
+          <w:tcPr>
+            <w:tcW w:w="2254" w:type="dxa"/>
+          </w:tcPr>
+          <w:p>
+            <w:pPr>
+              <w:rPr>
+                <w:sz w:val="28"/>
+                <w:szCs w:val="28"/>
+              </w:rPr>
+            </w:pPr>
+          </w:p>
+        </w:tc>
+        <w:tc>
+          <w:tcPr>
+            <w:tcW w:w="2254" w:type="dxa"/>
+          </w:tcPr>
+          <w:p>
+            <w:pPr>
+              <w:rPr>
+                <w:sz w:val="28"/>
+                <w:szCs w:val="28"/>
+              </w:rPr>
+            </w:pPr>
+          </w:p>
+        </w:tc>
+      </w:tr>
+    </w:tbl>
+    <w:p>
+      <w:pPr>
+        <w:rPr>
+          <w:sz w:val="28"/>
+          <w:szCs w:val="28"/>
+        </w:rPr>
+      </w:pPr>
+    </w:p>
+    <w:p>
+      <w:pPr>
+        <w:rPr>
+          <w:sz w:val="28"/>
+          <w:szCs w:val="28"/>
+        </w:rPr>
+      </w:pPr>
+      <w:r>
+        <w:rPr>
+          <w:sz w:val="28"/>
+          <w:szCs w:val="28"/>
+        </w:rPr>
+        <w:t xml:space="preserve">In this example, </w:t>
+      </w:r>
+      <w:r>
+        <w:rPr>
+          <w:b/>
+          <w:bCs/>
+          <w:sz w:val="28"/>
+          <w:szCs w:val="28"/>
+        </w:rPr>
+        <w:t>Orders</w:t>
+      </w:r>
+      <w:r>
+        <w:rPr>
+          <w:sz w:val="28"/>
+          <w:szCs w:val="28"/>
+        </w:rPr>
+        <w:t xml:space="preserve"> is the table, each horizontal record (such as </w:t>
+      </w:r>
+      <w:proofErr w:type="spellStart"/>
+      <w:r>
+        <w:rPr>
+          <w:sz w:val="28"/>
+          <w:szCs w:val="28"/>
+        </w:rPr>
+        <w:t>Order_ID</w:t>
+      </w:r>
+      <w:proofErr w:type="spellEnd"/>
+      <w:r>
+        <w:rPr>
+          <w:sz w:val="28"/>
+          <w:szCs w:val="28"/>
+        </w:rPr>
+        <w:t xml:space="preserve"> 101) is a </w:t>
+      </w:r>
+      <w:r>
+        <w:rPr>
+          <w:b/>
+          <w:bCs/>
+          <w:sz w:val="28"/>
+          <w:szCs w:val="28"/>
+        </w:rPr>
+        <w:t>row</w:t>
+      </w:r>
+      <w:r>
+        <w:rPr>
+          <w:sz w:val="28"/>
+          <w:szCs w:val="28"/>
+        </w:rPr>
+        <w:t xml:space="preserve">, and each vertical field (such as </w:t>
+      </w:r>
+      <w:proofErr w:type="spellStart"/>
+      <w:r>
+        <w:rPr>
+          <w:sz w:val="28"/>
+          <w:szCs w:val="28"/>
+        </w:rPr>
+        <w:t>Customer_Name</w:t>
+      </w:r>
+      <w:proofErr w:type="spellEnd"/>
+      <w:r>
+        <w:rPr>
+          <w:sz w:val="28"/>
+          <w:szCs w:val="28"/>
+        </w:rPr>
+        <w:t xml:space="preserve"> or Price) is a </w:t>
+      </w:r>
+      <w:r>
+        <w:rPr>
+          <w:b/>
+          <w:bCs/>
+          <w:sz w:val="28"/>
+          <w:szCs w:val="28"/>
+        </w:rPr>
+        <w:t>column</w:t>
+      </w:r>
+      <w:r>
+        <w:rPr>
+          <w:sz w:val="28"/>
+          <w:szCs w:val="28"/>
+        </w:rPr>
+        <w:t>.</w:t>
+      </w:r>
+    </w:p>
+    <w:p>
+      <w:pPr>
+        <w:rPr>
+          <w:sz w:val="28"/>
+          <w:szCs w:val="28"/>
+        </w:rPr>
+      </w:pPr>
     </w:p>
     <w:p>
       <w:pPr>
@@ -1820,6 +2612,25 @@
       <w:spacing w:val="5"/>
     </w:rPr>
   </w:style>
+  <w:style w:type="table" w:styleId="TableGrid">
+    <w:name w:val="Table Grid"/>
+    <w:basedOn w:val="TableNormal"/>
+    <w:uiPriority w:val="39"/>
+    <w:rsid w:val="00923276"/>
+    <w:pPr>
+      <w:spacing w:after="0" w:line="240" w:lineRule="auto"/>
+    </w:pPr>
+    <w:tblPr>
+      <w:tblBorders>
+        <w:top w:val="single" w:sz="4" w:space="0" w:color="auto"/>
+        <w:left w:val="single" w:sz="4" w:space="0" w:color="auto"/>
+        <w:bottom w:val="single" w:sz="4" w:space="0" w:color="auto"/>
+        <w:right w:val="single" w:sz="4" w:space="0" w:color="auto"/>
+        <w:insideH w:val="single" w:sz="4" w:space="0" w:color="auto"/>
+        <w:insideV w:val="single" w:sz="4" w:space="0" w:color="auto"/>
+      </w:tblBorders>
+    </w:tblPr>
+  </w:style>
 </w:styles>
 </file>
 
